--- a/resumes/Leonid_Chekin_Resume_Backend_ATS.docx
+++ b/resumes/Leonid_Chekin_Resume_Backend_ATS.docx
@@ -308,10 +308,10 @@
         <w:rPr>
           <w:b/>
         </w:rPr>
-        <w:t xml:space="preserve">AI News RSS Bot. </w:t>
+        <w:t xml:space="preserve">AI Engineer Portfolio | Learning project. </w:t>
       </w:r>
       <w:r>
-        <w:t>Collects feeds, removes semantic duplicates, and groups related stories for Telegram. Stack: Python, RSS, Ollama, embeddings, PostgreSQL/pgvector.</w:t>
+        <w:t>Six FastAPI demos for intake, document processing, cited RAG, evals, and role-gated actions. Public mode is mock-only; no external writes. Stack: PostgreSQL, Redis/Celery, Docker, GitHub Actions.</w:t>
       </w:r>
     </w:p>
     <w:sectPr>
